--- a/Module6/eedelste4_sc6.docx
+++ b/Module6/eedelste4_sc6.docx
@@ -1597,7 +1597,13 @@
         </w:numPr>
       </w:pPr>
       <w:r>
-        <w:t>Least Constraining values dictates that we choose the value that rules out the fewest values in the nodes it shares constraints with. Using MRV, we start with node C. Both 1 and 2 remove 2 values (from A and B) so 1 is the tiebreaker, and we assign it to C and remove it from A and B. Next, we look at node B, and assign it 2 (both 2 and 3 remove 1 value from A so tie goes to 2) and remove it from A.  Next, we assign 3 to A (both remove one value; tie goes to 3) and remove it from D. Lastly, we assign 4 to D.</w:t>
+        <w:t xml:space="preserve">Least Constraining </w:t>
+      </w:r>
+      <w:r>
+        <w:t>V</w:t>
+      </w:r>
+      <w:r>
+        <w:t>alues dictates that we choose the value that rules out the fewest values in the nodes it shares constraints with. Using MRV, we start with node C. Both 1 and 2 remove 2 values (from A and B) so 1 is the tiebreaker, and we assign it to C and remove it from A and B. Next, we look at node B, and assign it 2 (both 2 and 3 remove 1 value from A so tie goes to 2) and remove it from A.  Next, we assign 3 to A (both remove one value; tie goes to 3) and remove it from D. Lastly, we assign 4 to D.</w:t>
       </w:r>
     </w:p>
     <w:tbl>

--- a/Module6/eedelste4_sc6.docx
+++ b/Module6/eedelste4_sc6.docx
@@ -34,7 +34,11 @@
         <w:t>– self check</w:t>
       </w:r>
     </w:p>
-    <w:p/>
+    <w:p>
+      <w:r>
+        <w:t xml:space="preserve">#TODO do forwards check </w:t>
+      </w:r>
+    </w:p>
     <w:p>
       <w:pPr>
         <w:pStyle w:val="ListParagraph"/>
@@ -44,13 +48,51 @@
         </w:numPr>
       </w:pPr>
       <w:r>
-        <w:t xml:space="preserve">Using static ordering we would assign node A the value 1 and remove 1 from node B and C. </w:t>
+        <w:t>Using static ordering we would assign node A the value 1 and remove 1 from node B and C</w:t>
+      </w:r>
+      <w:r>
+        <w:t xml:space="preserve"> using forward checking</w:t>
+      </w:r>
+      <w:r>
+        <w:t xml:space="preserve">. </w:t>
       </w:r>
       <w:r>
         <w:t>Next,</w:t>
       </w:r>
       <w:r>
-        <w:t xml:space="preserve"> we would assign value 2 to node B, removing it as an option from node C. Next, we reach node C, and since it has no values remaining, we must backtrack. We backtrack to node B and assign it a value of 3. We then assign 2 to node C. Lastly, we assign 4 to node D. </w:t>
+        <w:t xml:space="preserve"> we would assign value 2 to node B, </w:t>
+      </w:r>
+      <w:r>
+        <w:t xml:space="preserve">then using forward checking we see that this would leave C without any possible </w:t>
+      </w:r>
+      <w:proofErr w:type="gramStart"/>
+      <w:r>
+        <w:t>value</w:t>
+      </w:r>
+      <w:proofErr w:type="gramEnd"/>
+      <w:r>
+        <w:t xml:space="preserve"> so we backtrack</w:t>
+      </w:r>
+      <w:r>
+        <w:t xml:space="preserve"> assign it </w:t>
+      </w:r>
+      <w:r>
+        <w:t>B a</w:t>
+      </w:r>
+      <w:r>
+        <w:t xml:space="preserve"> value of 3</w:t>
+      </w:r>
+      <w:r>
+        <w:t xml:space="preserve"> and forward check</w:t>
+      </w:r>
+      <w:r>
+        <w:t>. We then assign 2 to node C</w:t>
+      </w:r>
+      <w:r>
+        <w:t xml:space="preserve"> and forward check</w:t>
+      </w:r>
+      <w:r>
+        <w:t xml:space="preserve">. Lastly, we assign 4 to node D. </w:t>
       </w:r>
     </w:p>
     <w:tbl>
@@ -1056,7 +1098,13 @@
         </w:numPr>
       </w:pPr>
       <w:r>
-        <w:t xml:space="preserve">Degree Heuristic dictates that chose the variable with the most constraints to assign to. Starting with node A (3 constraints), we assign it the value of 1 and remove that from B and C. Next, we assign 2 to node B since it has the next most constraints and wins the tiebreaker with C. We also remove 2 from A and C. This leaves us without a value in C, so we backtrack as in question 1 and assign 3 to B. Then we assign 2 to C since it has 2 constraints. Lastly, we assign 3 to D. </w:t>
+        <w:t xml:space="preserve">Degree Heuristic dictates that chose the variable with the most constraints to assign to. Starting with node A (3 constraints), we assign it the value of 1 and remove that from B and C. Next, we assign 2 to node B since it has the next most constraints and wins the tiebreaker with C. We also remove 2 from A and C. </w:t>
+      </w:r>
+      <w:r>
+        <w:t>With forward checking we see t</w:t>
+      </w:r>
+      <w:r>
+        <w:t xml:space="preserve">his leaves us without a value in C, so we backtrack as in question 1 and assign 3 to B. Then we assign 2 to C since it has 2 constraints. Lastly, we assign 3 to D. </w:t>
       </w:r>
     </w:p>
     <w:p>
@@ -1491,7 +1539,7 @@
               <w:ind w:left="0"/>
             </w:pPr>
             <w:r>
-              <w:t>3</w:t>
+              <w:t>2</w:t>
             </w:r>
           </w:p>
         </w:tc>
@@ -1563,7 +1611,7 @@
               <w:ind w:left="0"/>
             </w:pPr>
             <w:r>
-              <w:t>3</w:t>
+              <w:t>2</w:t>
             </w:r>
           </w:p>
         </w:tc>

--- a/Module6/eedelste4_sc6.docx
+++ b/Module6/eedelste4_sc6.docx
@@ -65,11 +65,9 @@
       <w:r>
         <w:t xml:space="preserve">then using forward checking we see that this would leave C without any possible </w:t>
       </w:r>
-      <w:proofErr w:type="gramStart"/>
       <w:r>
-        <w:t>value</w:t>
+        <w:t>value,</w:t>
       </w:r>
-      <w:proofErr w:type="gramEnd"/>
       <w:r>
         <w:t xml:space="preserve"> so we backtrack</w:t>
       </w:r>
@@ -625,13 +623,7 @@
         </w:numPr>
       </w:pPr>
       <w:r>
-        <w:t>Minimum remaining value dictates that we choose a variable with the fewest options left to assign. We start with C since it has only 2 options (beating D by tiebreaker) and assign it the value 1. We then remove 1 from A and B. Next, we assign 2 to B (since it has 2 options left – beating D by tiebreaker) and remove it from A. Next, we assign 3 to A (</w:t>
-      </w:r>
-      <w:r>
-        <w:t>since it has 2 options left – beating D by tiebreaker</w:t>
-      </w:r>
-      <w:r>
-        <w:t xml:space="preserve">) and remove it from D. Lastly, we assign 4 to D. </w:t>
+        <w:t xml:space="preserve">Minimum remaining value dictates that we choose a variable with the fewest options left to assign. We start with C since it has only 2 options (beating D by tiebreaker) and assign it the value 1. We then remove 1 from A and B. Next, we assign 2 to B (since it has 2 options left – beating D by tiebreaker) and remove it from A. Next, we assign 3 to A (since it has 2 options left – beating D by tiebreaker) and remove it from D. Lastly, we assign 4 to D. </w:t>
       </w:r>
     </w:p>
     <w:tbl>
@@ -770,13 +762,7 @@
               <w:ind w:left="0"/>
             </w:pPr>
             <w:r>
-              <w:t>{1</w:t>
-            </w:r>
-            <w:r>
-              <w:t>,2</w:t>
-            </w:r>
-            <w:r>
-              <w:t>}</w:t>
+              <w:t>{1,2}</w:t>
             </w:r>
           </w:p>
         </w:tc>
@@ -1422,10 +1408,7 @@
               <w:ind w:left="0"/>
             </w:pPr>
             <w:r>
-              <w:t>3</w:t>
-            </w:r>
-            <w:r>
-              <w:t xml:space="preserve"> [backtrack]</w:t>
+              <w:t>3 [backtrack]</w:t>
             </w:r>
           </w:p>
         </w:tc>
@@ -2102,14 +2085,9 @@
       </w:tr>
     </w:tbl>
     <w:p>
-      <w:pPr>
-        <w:pStyle w:val="ListParagraph"/>
-      </w:pPr>
-    </w:p>
-    <w:p>
-      <w:pPr>
-        <w:pStyle w:val="ListParagraph"/>
-      </w:pPr>
+      <w:r>
+        <w:t xml:space="preserve"> </w:t>
+      </w:r>
     </w:p>
     <w:sectPr>
       <w:pgSz w:w="12240" w:h="15840"/>
@@ -2124,16 +2102,16 @@
 <file path=word/numbering.xml><?xml version="1.0" encoding="utf-8"?>
 <w:numbering xmlns:wpc="http://schemas.microsoft.com/office/word/2010/wordprocessingCanvas" xmlns:cx="http://schemas.microsoft.com/office/drawing/2014/chartex" xmlns:cx1="http://schemas.microsoft.com/office/drawing/2015/9/8/chartex" xmlns:cx2="http://schemas.microsoft.com/office/drawing/2015/10/21/chartex" xmlns:cx3="http://schemas.microsoft.com/office/drawing/2016/5/9/chartex" xmlns:cx4="http://schemas.microsoft.com/office/drawing/2016/5/10/chartex" xmlns:cx5="http://schemas.microsoft.com/office/drawing/2016/5/11/chartex" xmlns:cx6="http://schemas.microsoft.com/office/drawing/2016/5/12/chartex" xmlns:cx7="http://schemas.microsoft.com/office/drawing/2016/5/13/chartex" xmlns:cx8="http://schemas.microsoft.com/office/drawing/2016/5/14/chartex" xmlns:mc="http://schemas.openxmlformats.org/markup-compatibility/2006" xmlns:aink="http://schemas.microsoft.com/office/drawing/2016/ink" xmlns:am3d="http://schemas.microsoft.com/office/drawing/2017/model3d" xmlns:o="urn:schemas-microsoft-com:office:office" xmlns:oel="http://schemas.microsoft.com/office/2019/extlst" xmlns:r="http://schemas.openxmlformats.org/officeDocument/2006/relationships" xmlns:m="http://schemas.openxmlformats.org/officeDocument/2006/math" xmlns:v="urn:schemas-microsoft-com:vml" xmlns:wp14="http://schemas.microsoft.com/office/word/2010/wordprocessingDrawing" xmlns:wp="http://schemas.openxmlformats.org/drawingml/2006/wordprocessingDrawing" xmlns:w10="urn:schemas-microsoft-com:office:word" xmlns:w="http://schemas.openxmlformats.org/wordprocessingml/2006/main" xmlns:w14="http://schemas.microsoft.com/office/word/2010/wordml" xmlns:w15="http://schemas.microsoft.com/office/word/2012/wordml" xmlns:w16cex="http://schemas.microsoft.com/office/word/2018/wordml/cex" xmlns:w16cid="http://schemas.microsoft.com/office/word/2016/wordml/cid" xmlns:w16="http://schemas.microsoft.com/office/word/2018/wordml" xmlns:w16du="http://schemas.microsoft.com/office/word/2023/wordml/word16du" xmlns:w16sdtdh="http://schemas.microsoft.com/office/word/2020/wordml/sdtdatahash" xmlns:w16sdtfl="http://schemas.microsoft.com/office/word/2024/wordml/sdtformatlock" xmlns:w16se="http://schemas.microsoft.com/office/word/2015/wordml/symex" xmlns:wpg="http://schemas.microsoft.com/office/word/2010/wordprocessingGroup" xmlns:wpi="http://schemas.microsoft.com/office/word/2010/wordprocessingInk" xmlns:wne="http://schemas.microsoft.com/office/word/2006/wordml" xmlns:wps="http://schemas.microsoft.com/office/word/2010/wordprocessingShape" mc:Ignorable="w14 w15 w16se w16cid w16 w16cex w16sdtdh w16sdtfl w16du wp14">
   <w:abstractNum w:abstractNumId="0" w15:restartNumberingAfterBreak="0">
-    <w:nsid w:val="5C5D3774"/>
+    <w:nsid w:val="4A527545"/>
     <w:multiLevelType w:val="hybridMultilevel"/>
-    <w:tmpl w:val="C92C40B0"/>
-    <w:lvl w:ilvl="0" w:tplc="04090011">
+    <w:tmpl w:val="7F58D544"/>
+    <w:lvl w:ilvl="0" w:tplc="384E56C6">
       <w:start w:val="1"/>
       <w:numFmt w:val="decimal"/>
       <w:lvlText w:val="%1)"/>
       <w:lvlJc w:val="left"/>
       <w:pPr>
-        <w:ind w:left="720" w:hanging="360"/>
+        <w:ind w:left="1080" w:hanging="360"/>
       </w:pPr>
       <w:rPr>
         <w:rFonts w:hint="default"/>
@@ -2145,7 +2123,7 @@
       <w:lvlText w:val="%2."/>
       <w:lvlJc w:val="left"/>
       <w:pPr>
-        <w:ind w:left="1440" w:hanging="360"/>
+        <w:ind w:left="1800" w:hanging="360"/>
       </w:pPr>
     </w:lvl>
     <w:lvl w:ilvl="2" w:tplc="0409001B" w:tentative="1">
@@ -2154,7 +2132,7 @@
       <w:lvlText w:val="%3."/>
       <w:lvlJc w:val="right"/>
       <w:pPr>
-        <w:ind w:left="2160" w:hanging="180"/>
+        <w:ind w:left="2520" w:hanging="180"/>
       </w:pPr>
     </w:lvl>
     <w:lvl w:ilvl="3" w:tplc="0409000F" w:tentative="1">
@@ -2163,7 +2141,7 @@
       <w:lvlText w:val="%4."/>
       <w:lvlJc w:val="left"/>
       <w:pPr>
-        <w:ind w:left="2880" w:hanging="360"/>
+        <w:ind w:left="3240" w:hanging="360"/>
       </w:pPr>
     </w:lvl>
     <w:lvl w:ilvl="4" w:tplc="04090019" w:tentative="1">
@@ -2172,7 +2150,7 @@
       <w:lvlText w:val="%5."/>
       <w:lvlJc w:val="left"/>
       <w:pPr>
-        <w:ind w:left="3600" w:hanging="360"/>
+        <w:ind w:left="3960" w:hanging="360"/>
       </w:pPr>
     </w:lvl>
     <w:lvl w:ilvl="5" w:tplc="0409001B" w:tentative="1">
@@ -2181,7 +2159,7 @@
       <w:lvlText w:val="%6."/>
       <w:lvlJc w:val="right"/>
       <w:pPr>
-        <w:ind w:left="4320" w:hanging="180"/>
+        <w:ind w:left="4680" w:hanging="180"/>
       </w:pPr>
     </w:lvl>
     <w:lvl w:ilvl="6" w:tplc="0409000F" w:tentative="1">
@@ -2190,7 +2168,7 @@
       <w:lvlText w:val="%7."/>
       <w:lvlJc w:val="left"/>
       <w:pPr>
-        <w:ind w:left="5040" w:hanging="360"/>
+        <w:ind w:left="5400" w:hanging="360"/>
       </w:pPr>
     </w:lvl>
     <w:lvl w:ilvl="7" w:tplc="04090019" w:tentative="1">
@@ -2199,7 +2177,7 @@
       <w:lvlText w:val="%8."/>
       <w:lvlJc w:val="left"/>
       <w:pPr>
-        <w:ind w:left="5760" w:hanging="360"/>
+        <w:ind w:left="6120" w:hanging="360"/>
       </w:pPr>
     </w:lvl>
     <w:lvl w:ilvl="8" w:tplc="0409001B" w:tentative="1">
@@ -2208,12 +2186,288 @@
       <w:lvlText w:val="%9."/>
       <w:lvlJc w:val="right"/>
       <w:pPr>
+        <w:ind w:left="6840" w:hanging="180"/>
+      </w:pPr>
+    </w:lvl>
+  </w:abstractNum>
+  <w:abstractNum w:abstractNumId="1" w15:restartNumberingAfterBreak="0">
+    <w:nsid w:val="5B284407"/>
+    <w:multiLevelType w:val="hybridMultilevel"/>
+    <w:tmpl w:val="3B8A77EE"/>
+    <w:lvl w:ilvl="0" w:tplc="04090011">
+      <w:start w:val="1"/>
+      <w:numFmt w:val="decimal"/>
+      <w:lvlText w:val="%1)"/>
+      <w:lvlJc w:val="left"/>
+      <w:pPr>
+        <w:ind w:left="720" w:hanging="360"/>
+      </w:pPr>
+      <w:rPr>
+        <w:rFonts w:hint="default"/>
+      </w:rPr>
+    </w:lvl>
+    <w:lvl w:ilvl="1" w:tplc="04090019" w:tentative="1">
+      <w:start w:val="1"/>
+      <w:numFmt w:val="lowerLetter"/>
+      <w:lvlText w:val="%2."/>
+      <w:lvlJc w:val="left"/>
+      <w:pPr>
+        <w:ind w:left="1440" w:hanging="360"/>
+      </w:pPr>
+    </w:lvl>
+    <w:lvl w:ilvl="2" w:tplc="0409001B" w:tentative="1">
+      <w:start w:val="1"/>
+      <w:numFmt w:val="lowerRoman"/>
+      <w:lvlText w:val="%3."/>
+      <w:lvlJc w:val="right"/>
+      <w:pPr>
+        <w:ind w:left="2160" w:hanging="180"/>
+      </w:pPr>
+    </w:lvl>
+    <w:lvl w:ilvl="3" w:tplc="0409000F" w:tentative="1">
+      <w:start w:val="1"/>
+      <w:numFmt w:val="decimal"/>
+      <w:lvlText w:val="%4."/>
+      <w:lvlJc w:val="left"/>
+      <w:pPr>
+        <w:ind w:left="2880" w:hanging="360"/>
+      </w:pPr>
+    </w:lvl>
+    <w:lvl w:ilvl="4" w:tplc="04090019" w:tentative="1">
+      <w:start w:val="1"/>
+      <w:numFmt w:val="lowerLetter"/>
+      <w:lvlText w:val="%5."/>
+      <w:lvlJc w:val="left"/>
+      <w:pPr>
+        <w:ind w:left="3600" w:hanging="360"/>
+      </w:pPr>
+    </w:lvl>
+    <w:lvl w:ilvl="5" w:tplc="0409001B" w:tentative="1">
+      <w:start w:val="1"/>
+      <w:numFmt w:val="lowerRoman"/>
+      <w:lvlText w:val="%6."/>
+      <w:lvlJc w:val="right"/>
+      <w:pPr>
+        <w:ind w:left="4320" w:hanging="180"/>
+      </w:pPr>
+    </w:lvl>
+    <w:lvl w:ilvl="6" w:tplc="0409000F" w:tentative="1">
+      <w:start w:val="1"/>
+      <w:numFmt w:val="decimal"/>
+      <w:lvlText w:val="%7."/>
+      <w:lvlJc w:val="left"/>
+      <w:pPr>
+        <w:ind w:left="5040" w:hanging="360"/>
+      </w:pPr>
+    </w:lvl>
+    <w:lvl w:ilvl="7" w:tplc="04090019" w:tentative="1">
+      <w:start w:val="1"/>
+      <w:numFmt w:val="lowerLetter"/>
+      <w:lvlText w:val="%8."/>
+      <w:lvlJc w:val="left"/>
+      <w:pPr>
+        <w:ind w:left="5760" w:hanging="360"/>
+      </w:pPr>
+    </w:lvl>
+    <w:lvl w:ilvl="8" w:tplc="0409001B" w:tentative="1">
+      <w:start w:val="1"/>
+      <w:numFmt w:val="lowerRoman"/>
+      <w:lvlText w:val="%9."/>
+      <w:lvlJc w:val="right"/>
+      <w:pPr>
+        <w:ind w:left="6480" w:hanging="180"/>
+      </w:pPr>
+    </w:lvl>
+  </w:abstractNum>
+  <w:abstractNum w:abstractNumId="2" w15:restartNumberingAfterBreak="0">
+    <w:nsid w:val="5C5D3774"/>
+    <w:multiLevelType w:val="hybridMultilevel"/>
+    <w:tmpl w:val="C92C40B0"/>
+    <w:lvl w:ilvl="0" w:tplc="04090011">
+      <w:start w:val="1"/>
+      <w:numFmt w:val="decimal"/>
+      <w:lvlText w:val="%1)"/>
+      <w:lvlJc w:val="left"/>
+      <w:pPr>
+        <w:ind w:left="720" w:hanging="360"/>
+      </w:pPr>
+      <w:rPr>
+        <w:rFonts w:hint="default"/>
+      </w:rPr>
+    </w:lvl>
+    <w:lvl w:ilvl="1" w:tplc="04090019" w:tentative="1">
+      <w:start w:val="1"/>
+      <w:numFmt w:val="lowerLetter"/>
+      <w:lvlText w:val="%2."/>
+      <w:lvlJc w:val="left"/>
+      <w:pPr>
+        <w:ind w:left="1440" w:hanging="360"/>
+      </w:pPr>
+    </w:lvl>
+    <w:lvl w:ilvl="2" w:tplc="0409001B" w:tentative="1">
+      <w:start w:val="1"/>
+      <w:numFmt w:val="lowerRoman"/>
+      <w:lvlText w:val="%3."/>
+      <w:lvlJc w:val="right"/>
+      <w:pPr>
+        <w:ind w:left="2160" w:hanging="180"/>
+      </w:pPr>
+    </w:lvl>
+    <w:lvl w:ilvl="3" w:tplc="0409000F" w:tentative="1">
+      <w:start w:val="1"/>
+      <w:numFmt w:val="decimal"/>
+      <w:lvlText w:val="%4."/>
+      <w:lvlJc w:val="left"/>
+      <w:pPr>
+        <w:ind w:left="2880" w:hanging="360"/>
+      </w:pPr>
+    </w:lvl>
+    <w:lvl w:ilvl="4" w:tplc="04090019" w:tentative="1">
+      <w:start w:val="1"/>
+      <w:numFmt w:val="lowerLetter"/>
+      <w:lvlText w:val="%5."/>
+      <w:lvlJc w:val="left"/>
+      <w:pPr>
+        <w:ind w:left="3600" w:hanging="360"/>
+      </w:pPr>
+    </w:lvl>
+    <w:lvl w:ilvl="5" w:tplc="0409001B" w:tentative="1">
+      <w:start w:val="1"/>
+      <w:numFmt w:val="lowerRoman"/>
+      <w:lvlText w:val="%6."/>
+      <w:lvlJc w:val="right"/>
+      <w:pPr>
+        <w:ind w:left="4320" w:hanging="180"/>
+      </w:pPr>
+    </w:lvl>
+    <w:lvl w:ilvl="6" w:tplc="0409000F" w:tentative="1">
+      <w:start w:val="1"/>
+      <w:numFmt w:val="decimal"/>
+      <w:lvlText w:val="%7."/>
+      <w:lvlJc w:val="left"/>
+      <w:pPr>
+        <w:ind w:left="5040" w:hanging="360"/>
+      </w:pPr>
+    </w:lvl>
+    <w:lvl w:ilvl="7" w:tplc="04090019" w:tentative="1">
+      <w:start w:val="1"/>
+      <w:numFmt w:val="lowerLetter"/>
+      <w:lvlText w:val="%8."/>
+      <w:lvlJc w:val="left"/>
+      <w:pPr>
+        <w:ind w:left="5760" w:hanging="360"/>
+      </w:pPr>
+    </w:lvl>
+    <w:lvl w:ilvl="8" w:tplc="0409001B" w:tentative="1">
+      <w:start w:val="1"/>
+      <w:numFmt w:val="lowerRoman"/>
+      <w:lvlText w:val="%9."/>
+      <w:lvlJc w:val="right"/>
+      <w:pPr>
+        <w:ind w:left="6480" w:hanging="180"/>
+      </w:pPr>
+    </w:lvl>
+  </w:abstractNum>
+  <w:abstractNum w:abstractNumId="3" w15:restartNumberingAfterBreak="0">
+    <w:nsid w:val="5F9F1217"/>
+    <w:multiLevelType w:val="hybridMultilevel"/>
+    <w:tmpl w:val="0EB2346A"/>
+    <w:lvl w:ilvl="0" w:tplc="04090011">
+      <w:start w:val="1"/>
+      <w:numFmt w:val="decimal"/>
+      <w:lvlText w:val="%1)"/>
+      <w:lvlJc w:val="left"/>
+      <w:pPr>
+        <w:ind w:left="720" w:hanging="360"/>
+      </w:pPr>
+      <w:rPr>
+        <w:rFonts w:hint="default"/>
+      </w:rPr>
+    </w:lvl>
+    <w:lvl w:ilvl="1" w:tplc="04090019" w:tentative="1">
+      <w:start w:val="1"/>
+      <w:numFmt w:val="lowerLetter"/>
+      <w:lvlText w:val="%2."/>
+      <w:lvlJc w:val="left"/>
+      <w:pPr>
+        <w:ind w:left="1440" w:hanging="360"/>
+      </w:pPr>
+    </w:lvl>
+    <w:lvl w:ilvl="2" w:tplc="0409001B" w:tentative="1">
+      <w:start w:val="1"/>
+      <w:numFmt w:val="lowerRoman"/>
+      <w:lvlText w:val="%3."/>
+      <w:lvlJc w:val="right"/>
+      <w:pPr>
+        <w:ind w:left="2160" w:hanging="180"/>
+      </w:pPr>
+    </w:lvl>
+    <w:lvl w:ilvl="3" w:tplc="0409000F" w:tentative="1">
+      <w:start w:val="1"/>
+      <w:numFmt w:val="decimal"/>
+      <w:lvlText w:val="%4."/>
+      <w:lvlJc w:val="left"/>
+      <w:pPr>
+        <w:ind w:left="2880" w:hanging="360"/>
+      </w:pPr>
+    </w:lvl>
+    <w:lvl w:ilvl="4" w:tplc="04090019" w:tentative="1">
+      <w:start w:val="1"/>
+      <w:numFmt w:val="lowerLetter"/>
+      <w:lvlText w:val="%5."/>
+      <w:lvlJc w:val="left"/>
+      <w:pPr>
+        <w:ind w:left="3600" w:hanging="360"/>
+      </w:pPr>
+    </w:lvl>
+    <w:lvl w:ilvl="5" w:tplc="0409001B" w:tentative="1">
+      <w:start w:val="1"/>
+      <w:numFmt w:val="lowerRoman"/>
+      <w:lvlText w:val="%6."/>
+      <w:lvlJc w:val="right"/>
+      <w:pPr>
+        <w:ind w:left="4320" w:hanging="180"/>
+      </w:pPr>
+    </w:lvl>
+    <w:lvl w:ilvl="6" w:tplc="0409000F" w:tentative="1">
+      <w:start w:val="1"/>
+      <w:numFmt w:val="decimal"/>
+      <w:lvlText w:val="%7."/>
+      <w:lvlJc w:val="left"/>
+      <w:pPr>
+        <w:ind w:left="5040" w:hanging="360"/>
+      </w:pPr>
+    </w:lvl>
+    <w:lvl w:ilvl="7" w:tplc="04090019" w:tentative="1">
+      <w:start w:val="1"/>
+      <w:numFmt w:val="lowerLetter"/>
+      <w:lvlText w:val="%8."/>
+      <w:lvlJc w:val="left"/>
+      <w:pPr>
+        <w:ind w:left="5760" w:hanging="360"/>
+      </w:pPr>
+    </w:lvl>
+    <w:lvl w:ilvl="8" w:tplc="0409001B" w:tentative="1">
+      <w:start w:val="1"/>
+      <w:numFmt w:val="lowerRoman"/>
+      <w:lvlText w:val="%9."/>
+      <w:lvlJc w:val="right"/>
+      <w:pPr>
         <w:ind w:left="6480" w:hanging="180"/>
       </w:pPr>
     </w:lvl>
   </w:abstractNum>
   <w:num w:numId="1" w16cid:durableId="862942788">
+    <w:abstractNumId w:val="2"/>
+  </w:num>
+  <w:num w:numId="2" w16cid:durableId="1636333723">
     <w:abstractNumId w:val="0"/>
+  </w:num>
+  <w:num w:numId="3" w16cid:durableId="1211725401">
+    <w:abstractNumId w:val="3"/>
+  </w:num>
+  <w:num w:numId="4" w16cid:durableId="1301183129">
+    <w:abstractNumId w:val="1"/>
   </w:num>
 </w:numbering>
 </file>
@@ -3155,6 +3409,11 @@
       </w:tblBorders>
     </w:tblPr>
   </w:style>
+  <w:style w:type="character" w:customStyle="1" w:styleId="ellipsible">
+    <w:name w:val="ellipsible"/>
+    <w:basedOn w:val="DefaultParagraphFont"/>
+    <w:rsid w:val="008E33D7"/>
+  </w:style>
 </w:styles>
 </file>
 

--- a/Module6/eedelste4_sc6.docx
+++ b/Module6/eedelste4_sc6.docx
@@ -28,7 +28,10 @@
         <w:t xml:space="preserve">odule </w:t>
       </w:r>
       <w:r>
-        <w:t xml:space="preserve">5 </w:t>
+        <w:t>6</w:t>
+      </w:r>
+      <w:r>
+        <w:t xml:space="preserve"> </w:t>
       </w:r>
       <w:r>
         <w:t>– self check</w:t>
